--- a/downloads/teacher/04 Units/Unit 04 - Environmental Design and Management - Spaces We Live In/Lesson 04.14 - Build the Model.docx
+++ b/downloads/teacher/04 Units/Unit 04 - Environmental Design and Management - Spaces We Live In/Lesson 04.14 - Build the Model.docx
@@ -250,23 +250,41 @@
       <w:r>
         <w:t xml:space="preserve">By the end of this lesson, students will be able to:</w:t>
       </w:r>
-      <w:r>
-        <w:t xml:space="preserve"> </w:t>
-      </w:r>
-      <w:r>
-        <w:t xml:space="preserve">1. (Low) Given the plan, build the room’s walls and floor in a shoebox or on foam board at a stated scale, with the door, windows, and closet in the same places as the plan.</w:t>
-      </w:r>
-      <w:r>
-        <w:t xml:space="preserve"> </w:t>
-      </w:r>
-      <w:r>
-        <w:t xml:space="preserve">2. (Mid) Furnish the model from the plan, apply the color scheme chosen in Lesson 4.8, and label one green choice (from Lesson 4.5) and one safety feature (from Lesson 4.2) on the model with a card that says why.</w:t>
-      </w:r>
-      <w:r>
-        <w:t xml:space="preserve"> </w:t>
-      </w:r>
-      <w:r>
-        <w:t xml:space="preserve">3. (High) Write a two-sentence justification that connects the model’s biggest design choice to the client’s need and to one principle of design.</w:t>
+    </w:p>
+    <w:p>
+      <w:pPr>
+        <w:numPr>
+          <w:ilvl w:val="0"/>
+          <w:numId w:val="1002"/>
+        </w:numPr>
+        <w:pStyle w:val="Compact"/>
+      </w:pPr>
+      <w:r>
+        <w:t xml:space="preserve">(Low) Given the plan, build the room’s walls and floor in a shoebox or on foam board at a stated scale, with the door, windows, and closet in the same places as the plan.</w:t>
+      </w:r>
+    </w:p>
+    <w:p>
+      <w:pPr>
+        <w:numPr>
+          <w:ilvl w:val="0"/>
+          <w:numId w:val="1002"/>
+        </w:numPr>
+        <w:pStyle w:val="Compact"/>
+      </w:pPr>
+      <w:r>
+        <w:t xml:space="preserve">(Mid) Furnish the model from the plan, apply the color scheme chosen in Lesson 4.8, and label one green choice (from Lesson 4.5) and one safety feature (from Lesson 4.2) on the model with a card that says why.</w:t>
+      </w:r>
+    </w:p>
+    <w:p>
+      <w:pPr>
+        <w:numPr>
+          <w:ilvl w:val="0"/>
+          <w:numId w:val="1002"/>
+        </w:numPr>
+        <w:pStyle w:val="Compact"/>
+      </w:pPr>
+      <w:r>
+        <w:t xml:space="preserve">(High) Write a two-sentence justification that connects the model’s biggest design choice to the client’s need and to one principle of design.</w:t>
       </w:r>
     </w:p>
     <w:p>
@@ -322,7 +340,7 @@
       <w:pPr>
         <w:numPr>
           <w:ilvl w:val="0"/>
-          <w:numId w:val="1002"/>
+          <w:numId w:val="1003"/>
         </w:numPr>
         <w:pStyle w:val="Compact"/>
       </w:pPr>
@@ -349,7 +367,7 @@
       <w:pPr>
         <w:numPr>
           <w:ilvl w:val="0"/>
-          <w:numId w:val="1002"/>
+          <w:numId w:val="1003"/>
         </w:numPr>
         <w:pStyle w:val="Compact"/>
       </w:pPr>
@@ -361,7 +379,7 @@
       <w:pPr>
         <w:numPr>
           <w:ilvl w:val="0"/>
-          <w:numId w:val="1002"/>
+          <w:numId w:val="1003"/>
         </w:numPr>
         <w:pStyle w:val="Compact"/>
       </w:pPr>
@@ -373,7 +391,7 @@
       <w:pPr>
         <w:numPr>
           <w:ilvl w:val="0"/>
-          <w:numId w:val="1002"/>
+          <w:numId w:val="1003"/>
         </w:numPr>
         <w:pStyle w:val="Compact"/>
       </w:pPr>
@@ -385,7 +403,7 @@
       <w:pPr>
         <w:numPr>
           <w:ilvl w:val="0"/>
-          <w:numId w:val="1002"/>
+          <w:numId w:val="1003"/>
         </w:numPr>
         <w:pStyle w:val="Compact"/>
       </w:pPr>
@@ -406,7 +424,7 @@
       <w:pPr>
         <w:numPr>
           <w:ilvl w:val="0"/>
-          <w:numId w:val="1002"/>
+          <w:numId w:val="1003"/>
         </w:numPr>
         <w:pStyle w:val="Compact"/>
       </w:pPr>
@@ -418,7 +436,7 @@
       <w:pPr>
         <w:numPr>
           <w:ilvl w:val="0"/>
-          <w:numId w:val="1002"/>
+          <w:numId w:val="1003"/>
         </w:numPr>
         <w:pStyle w:val="Compact"/>
       </w:pPr>
@@ -436,7 +454,7 @@
       <w:pPr>
         <w:numPr>
           <w:ilvl w:val="0"/>
-          <w:numId w:val="1002"/>
+          <w:numId w:val="1003"/>
         </w:numPr>
         <w:pStyle w:val="Compact"/>
       </w:pPr>
@@ -448,7 +466,7 @@
       <w:pPr>
         <w:numPr>
           <w:ilvl w:val="0"/>
-          <w:numId w:val="1002"/>
+          <w:numId w:val="1003"/>
         </w:numPr>
         <w:pStyle w:val="Compact"/>
       </w:pPr>
@@ -475,7 +493,7 @@
       <w:pPr>
         <w:numPr>
           <w:ilvl w:val="0"/>
-          <w:numId w:val="1002"/>
+          <w:numId w:val="1003"/>
         </w:numPr>
         <w:pStyle w:val="Compact"/>
       </w:pPr>
@@ -487,7 +505,7 @@
       <w:pPr>
         <w:numPr>
           <w:ilvl w:val="0"/>
-          <w:numId w:val="1002"/>
+          <w:numId w:val="1003"/>
         </w:numPr>
         <w:pStyle w:val="Compact"/>
       </w:pPr>
@@ -1512,49 +1530,85 @@
       <w:r>
         <w:t xml:space="preserve">Monitor understanding:</w:t>
       </w:r>
-      <w:r>
-        <w:t xml:space="preserve"> </w:t>
-      </w:r>
-      <w:r>
-        <w:t xml:space="preserve">- What scale is your model? How long is your bed in inches on the model, and how long is it in feet in real life?</w:t>
-      </w:r>
-      <w:r>
-        <w:t xml:space="preserve"> </w:t>
-      </w:r>
-      <w:r>
-        <w:t xml:space="preserve">- Where is your green label? Why does that choice matter to this client, not just in general?</w:t>
-      </w:r>
-      <w:r>
-        <w:t xml:space="preserve"> </w:t>
-      </w:r>
-      <w:r>
-        <w:t xml:space="preserve">- Which wall has the focal point, and what color is on it?</w:t>
-      </w:r>
-    </w:p>
-    <w:p>
-      <w:pPr>
-        <w:pStyle w:val="BodyText"/>
+    </w:p>
+    <w:p>
+      <w:pPr>
+        <w:numPr>
+          <w:ilvl w:val="0"/>
+          <w:numId w:val="1004"/>
+        </w:numPr>
+        <w:pStyle w:val="Compact"/>
+      </w:pPr>
+      <w:r>
+        <w:t xml:space="preserve">What scale is your model? How long is your bed in inches on the model, and how long is it in feet in real life?</w:t>
+      </w:r>
+    </w:p>
+    <w:p>
+      <w:pPr>
+        <w:numPr>
+          <w:ilvl w:val="0"/>
+          <w:numId w:val="1004"/>
+        </w:numPr>
+        <w:pStyle w:val="Compact"/>
+      </w:pPr>
+      <w:r>
+        <w:t xml:space="preserve">Where is your green label? Why does that choice matter to this client, not just in general?</w:t>
+      </w:r>
+    </w:p>
+    <w:p>
+      <w:pPr>
+        <w:numPr>
+          <w:ilvl w:val="0"/>
+          <w:numId w:val="1004"/>
+        </w:numPr>
+        <w:pStyle w:val="Compact"/>
+      </w:pPr>
+      <w:r>
+        <w:t xml:space="preserve">Which wall has the focal point, and what color is on it?</w:t>
+      </w:r>
+    </w:p>
+    <w:p>
+      <w:pPr>
+        <w:pStyle w:val="FirstParagraph"/>
       </w:pPr>
       <w:r>
         <w:t xml:space="preserve">Deepen learning:</w:t>
       </w:r>
-      <w:r>
-        <w:t xml:space="preserve"> </w:t>
-      </w:r>
-      <w:r>
-        <w:t xml:space="preserve">- The plan said the desk fits under the window. Now that the wall has height, does the window sill hit the desk? What did the plan hide?</w:t>
-      </w:r>
-      <w:r>
-        <w:t xml:space="preserve"> </w:t>
-      </w:r>
-      <w:r>
-        <w:t xml:space="preserve">- A tiny house team put the couch under the loft. Can a person stand up there? What does a model show that a plan cannot?</w:t>
-      </w:r>
-      <w:r>
-        <w:t xml:space="preserve"> </w:t>
-      </w:r>
-      <w:r>
-        <w:t xml:space="preserve">- If the client walked in and saw this model, what would they ask you to change first? Would you agree?</w:t>
+    </w:p>
+    <w:p>
+      <w:pPr>
+        <w:numPr>
+          <w:ilvl w:val="0"/>
+          <w:numId w:val="1005"/>
+        </w:numPr>
+        <w:pStyle w:val="Compact"/>
+      </w:pPr>
+      <w:r>
+        <w:t xml:space="preserve">The plan said the desk fits under the window. Now that the wall has height, does the window sill hit the desk? What did the plan hide?</w:t>
+      </w:r>
+    </w:p>
+    <w:p>
+      <w:pPr>
+        <w:numPr>
+          <w:ilvl w:val="0"/>
+          <w:numId w:val="1005"/>
+        </w:numPr>
+        <w:pStyle w:val="Compact"/>
+      </w:pPr>
+      <w:r>
+        <w:t xml:space="preserve">A tiny house team put the couch under the loft. Can a person stand up there? What does a model show that a plan cannot?</w:t>
+      </w:r>
+    </w:p>
+    <w:p>
+      <w:pPr>
+        <w:numPr>
+          <w:ilvl w:val="0"/>
+          <w:numId w:val="1005"/>
+        </w:numPr>
+        <w:pStyle w:val="Compact"/>
+      </w:pPr>
+      <w:r>
+        <w:t xml:space="preserve">If the client walked in and saw this model, what would they ask you to change first? Would you agree?</w:t>
       </w:r>
     </w:p>
     <w:p>
@@ -1715,7 +1769,7 @@
       <w:pPr>
         <w:numPr>
           <w:ilvl w:val="0"/>
-          <w:numId w:val="1003"/>
+          <w:numId w:val="1006"/>
         </w:numPr>
         <w:pStyle w:val="Compact"/>
       </w:pPr>
@@ -1771,7 +1825,7 @@
       <w:pPr>
         <w:numPr>
           <w:ilvl w:val="0"/>
-          <w:numId w:val="1003"/>
+          <w:numId w:val="1006"/>
         </w:numPr>
         <w:pStyle w:val="Compact"/>
       </w:pPr>
@@ -1783,7 +1837,7 @@
       <w:pPr>
         <w:numPr>
           <w:ilvl w:val="0"/>
-          <w:numId w:val="1003"/>
+          <w:numId w:val="1006"/>
         </w:numPr>
         <w:pStyle w:val="Compact"/>
       </w:pPr>
@@ -1795,7 +1849,7 @@
       <w:pPr>
         <w:numPr>
           <w:ilvl w:val="0"/>
-          <w:numId w:val="1003"/>
+          <w:numId w:val="1006"/>
         </w:numPr>
         <w:pStyle w:val="Compact"/>
       </w:pPr>
@@ -1807,7 +1861,7 @@
       <w:pPr>
         <w:numPr>
           <w:ilvl w:val="0"/>
-          <w:numId w:val="1003"/>
+          <w:numId w:val="1006"/>
         </w:numPr>
         <w:pStyle w:val="Compact"/>
       </w:pPr>
@@ -1819,7 +1873,7 @@
       <w:pPr>
         <w:numPr>
           <w:ilvl w:val="0"/>
-          <w:numId w:val="1003"/>
+          <w:numId w:val="1006"/>
         </w:numPr>
         <w:pStyle w:val="Compact"/>
       </w:pPr>
@@ -2126,7 +2180,7 @@
       <w:pPr>
         <w:numPr>
           <w:ilvl w:val="0"/>
-          <w:numId w:val="1004"/>
+          <w:numId w:val="1007"/>
         </w:numPr>
         <w:pStyle w:val="Compact"/>
       </w:pPr>
@@ -2150,7 +2204,7 @@
       <w:pPr>
         <w:numPr>
           <w:ilvl w:val="0"/>
-          <w:numId w:val="1004"/>
+          <w:numId w:val="1007"/>
         </w:numPr>
         <w:pStyle w:val="Compact"/>
       </w:pPr>
@@ -2162,7 +2216,7 @@
       <w:pPr>
         <w:numPr>
           <w:ilvl w:val="0"/>
-          <w:numId w:val="1004"/>
+          <w:numId w:val="1007"/>
         </w:numPr>
         <w:pStyle w:val="Compact"/>
       </w:pPr>
@@ -2195,7 +2249,7 @@
       <w:pPr>
         <w:numPr>
           <w:ilvl w:val="0"/>
-          <w:numId w:val="1004"/>
+          <w:numId w:val="1007"/>
         </w:numPr>
         <w:pStyle w:val="Compact"/>
       </w:pPr>
@@ -2219,7 +2273,7 @@
       <w:pPr>
         <w:numPr>
           <w:ilvl w:val="0"/>
-          <w:numId w:val="1004"/>
+          <w:numId w:val="1007"/>
         </w:numPr>
         <w:pStyle w:val="Compact"/>
       </w:pPr>
@@ -2286,7 +2340,7 @@
       <w:pPr>
         <w:numPr>
           <w:ilvl w:val="0"/>
-          <w:numId w:val="1005"/>
+          <w:numId w:val="1008"/>
         </w:numPr>
         <w:pStyle w:val="Compact"/>
       </w:pPr>
@@ -2298,7 +2352,7 @@
       <w:pPr>
         <w:numPr>
           <w:ilvl w:val="0"/>
-          <w:numId w:val="1005"/>
+          <w:numId w:val="1008"/>
         </w:numPr>
         <w:pStyle w:val="Compact"/>
       </w:pPr>
@@ -2310,7 +2364,7 @@
       <w:pPr>
         <w:numPr>
           <w:ilvl w:val="0"/>
-          <w:numId w:val="1005"/>
+          <w:numId w:val="1008"/>
         </w:numPr>
         <w:pStyle w:val="Compact"/>
       </w:pPr>
@@ -2340,7 +2394,7 @@
       <w:pPr>
         <w:numPr>
           <w:ilvl w:val="0"/>
-          <w:numId w:val="1005"/>
+          <w:numId w:val="1008"/>
         </w:numPr>
         <w:pStyle w:val="Compact"/>
       </w:pPr>
@@ -2352,7 +2406,7 @@
       <w:pPr>
         <w:numPr>
           <w:ilvl w:val="0"/>
-          <w:numId w:val="1005"/>
+          <w:numId w:val="1008"/>
         </w:numPr>
         <w:pStyle w:val="Compact"/>
       </w:pPr>
@@ -2379,7 +2433,7 @@
       <w:pPr>
         <w:numPr>
           <w:ilvl w:val="0"/>
-          <w:numId w:val="1005"/>
+          <w:numId w:val="1008"/>
         </w:numPr>
         <w:pStyle w:val="Compact"/>
       </w:pPr>
@@ -2675,6 +2729,118 @@
       </w:pPr>
     </w:lvl>
   </w:abstractNum>
+  <w:abstractNum w:abstractNumId="99411">
+    <w:nsid w:val="71315dca"/>
+    <w:multiLevelType w:val="multilevel"/>
+    <w:lvl w:ilvl="0">
+      <w:start w:val="1"/>
+      <w:numFmt w:val="decimal"/>
+      <w:lvlText w:val="%1."/>
+      <w:lvlJc w:val="left"/>
+      <w:pPr>
+        <w:tabs>
+          <w:tab w:val="num" w:pos="0"/>
+        </w:tabs>
+        <w:ind w:left="480" w:hanging="480"/>
+      </w:pPr>
+    </w:lvl>
+    <w:lvl w:ilvl="1">
+      <w:start w:val="1"/>
+      <w:numFmt w:val="decimal"/>
+      <w:lvlText w:val="%2."/>
+      <w:lvlJc w:val="left"/>
+      <w:pPr>
+        <w:tabs>
+          <w:tab w:val="num" w:pos="720"/>
+        </w:tabs>
+        <w:ind w:left="1200" w:hanging="480"/>
+      </w:pPr>
+    </w:lvl>
+    <w:lvl w:ilvl="2">
+      <w:start w:val="1"/>
+      <w:numFmt w:val="decimal"/>
+      <w:lvlText w:val="%3."/>
+      <w:lvlJc w:val="left"/>
+      <w:pPr>
+        <w:tabs>
+          <w:tab w:val="num" w:pos="1440"/>
+        </w:tabs>
+        <w:ind w:left="1920" w:hanging="480"/>
+      </w:pPr>
+    </w:lvl>
+    <w:lvl w:ilvl="3">
+      <w:start w:val="1"/>
+      <w:numFmt w:val="decimal"/>
+      <w:lvlText w:val="%4."/>
+      <w:lvlJc w:val="left"/>
+      <w:pPr>
+        <w:tabs>
+          <w:tab w:val="num" w:pos="2160"/>
+        </w:tabs>
+        <w:ind w:left="2640" w:hanging="480"/>
+      </w:pPr>
+    </w:lvl>
+    <w:lvl w:ilvl="4">
+      <w:start w:val="1"/>
+      <w:numFmt w:val="decimal"/>
+      <w:lvlText w:val="%5."/>
+      <w:lvlJc w:val="left"/>
+      <w:pPr>
+        <w:tabs>
+          <w:tab w:val="num" w:pos="2880"/>
+        </w:tabs>
+        <w:ind w:left="3360" w:hanging="480"/>
+      </w:pPr>
+    </w:lvl>
+    <w:lvl w:ilvl="5">
+      <w:start w:val="1"/>
+      <w:numFmt w:val="decimal"/>
+      <w:lvlText w:val="%6."/>
+      <w:lvlJc w:val="left"/>
+      <w:pPr>
+        <w:tabs>
+          <w:tab w:val="num" w:pos="3600"/>
+        </w:tabs>
+        <w:ind w:left="4080" w:hanging="480"/>
+      </w:pPr>
+    </w:lvl>
+    <w:lvl w:ilvl="6">
+      <w:start w:val="1"/>
+      <w:numFmt w:val="decimal"/>
+      <w:lvlText w:val="%7."/>
+      <w:lvlJc w:val="left"/>
+      <w:pPr>
+        <w:tabs>
+          <w:tab w:val="num" w:pos="4320"/>
+        </w:tabs>
+        <w:ind w:left="4800" w:hanging="480"/>
+      </w:pPr>
+    </w:lvl>
+    <w:lvl w:ilvl="7">
+      <w:start w:val="1"/>
+      <w:numFmt w:val="decimal"/>
+      <w:lvlText w:val="%8."/>
+      <w:lvlJc w:val="left"/>
+      <w:pPr>
+        <w:tabs>
+          <w:tab w:val="num" w:pos="5040"/>
+        </w:tabs>
+        <w:ind w:left="5520" w:hanging="480"/>
+      </w:pPr>
+    </w:lvl>
+    <w:lvl w:ilvl="8">
+      <w:start w:val="1"/>
+      <w:numFmt w:val="decimal"/>
+      <w:lvlText w:val="%9."/>
+      <w:lvlJc w:val="left"/>
+      <w:pPr>
+        <w:tabs>
+          <w:tab w:val="num" w:pos="5760"/>
+        </w:tabs>
+        <w:ind w:left="6240" w:hanging="480"/>
+      </w:pPr>
+    </w:lvl>
+  </w:abstractNum>
   <w:num w:numId="1000">
     <w:abstractNumId w:val="990"/>
   </w:num>
@@ -2682,7 +2848,34 @@
     <w:abstractNumId w:val="991"/>
   </w:num>
   <w:num w:numId="1002">
-    <w:abstractNumId w:val="991"/>
+    <w:abstractNumId w:val="99411"/>
+    <w:lvlOverride w:ilvl="0">
+      <w:startOverride w:val="1"/>
+    </w:lvlOverride>
+    <w:lvlOverride w:ilvl="1">
+      <w:startOverride w:val="1"/>
+    </w:lvlOverride>
+    <w:lvlOverride w:ilvl="2">
+      <w:startOverride w:val="1"/>
+    </w:lvlOverride>
+    <w:lvlOverride w:ilvl="3">
+      <w:startOverride w:val="1"/>
+    </w:lvlOverride>
+    <w:lvlOverride w:ilvl="4">
+      <w:startOverride w:val="1"/>
+    </w:lvlOverride>
+    <w:lvlOverride w:ilvl="5">
+      <w:startOverride w:val="1"/>
+    </w:lvlOverride>
+    <w:lvlOverride w:ilvl="6">
+      <w:startOverride w:val="1"/>
+    </w:lvlOverride>
+    <w:lvlOverride w:ilvl="7">
+      <w:startOverride w:val="1"/>
+    </w:lvlOverride>
+    <w:lvlOverride w:ilvl="8">
+      <w:startOverride w:val="1"/>
+    </w:lvlOverride>
   </w:num>
   <w:num w:numId="1003">
     <w:abstractNumId w:val="991"/>
@@ -2691,6 +2884,15 @@
     <w:abstractNumId w:val="991"/>
   </w:num>
   <w:num w:numId="1005">
+    <w:abstractNumId w:val="991"/>
+  </w:num>
+  <w:num w:numId="1006">
+    <w:abstractNumId w:val="991"/>
+  </w:num>
+  <w:num w:numId="1007">
+    <w:abstractNumId w:val="991"/>
+  </w:num>
+  <w:num w:numId="1008">
     <w:abstractNumId w:val="991"/>
   </w:num>
 </w:numbering>

--- a/downloads/teacher/04 Units/Unit 04 - Environmental Design and Management - Spaces We Live In/Lesson 04.14 - Build the Model.docx
+++ b/downloads/teacher/04 Units/Unit 04 - Environmental Design and Management - Spaces We Live In/Lesson 04.14 - Build the Model.docx
@@ -345,22 +345,7 @@
         <w:pStyle w:val="Compact"/>
       </w:pPr>
       <w:r>
-        <w:t xml:space="preserve">One shoebox per student or team, lid removed (collected free from students, families, and a shoe store the month before)</w:t>
-      </w:r>
-      <w:r>
-        <w:t xml:space="preserve"> </w:t>
-      </w:r>
-      <w:r>
-        <w:rPr>
-          <w:rStyle w:val="TeacherNote"/>
-        </w:rPr>
-        <w:t xml:space="preserve">[Sal: send the note home in Lesson 4.6 so boxes arrive by day 110],</w:t>
-      </w:r>
-      <w:r>
-        <w:t xml:space="preserve"> </w:t>
-      </w:r>
-      <w:r>
-        <w:t xml:space="preserve">or foam board 20 by 30 inches, one sheet cut to make two or three model bases</w:t>
+        <w:t xml:space="preserve">One shoebox per student or team, lid removed (collected free from students, families, and a shoe store the month before), or foam board 20 by 30 inches, one sheet cut to make two or three model bases</w:t>
       </w:r>
     </w:p>
     <w:p>
@@ -409,15 +394,6 @@
       </w:pPr>
       <w:r>
         <w:t xml:space="preserve">Scissors; craft knives only at the teacher’s cutting station, teacher use or supervised grade 8 use only</w:t>
-      </w:r>
-      <w:r>
-        <w:t xml:space="preserve"> </w:t>
-      </w:r>
-      <w:r>
-        <w:rPr>
-          <w:rStyle w:val="TeacherNote"/>
-        </w:rPr>
-        <w:t xml:space="preserve">[Sal: your room’s rule]</w:t>
       </w:r>
     </w:p>
     <w:p>
@@ -510,7 +486,7 @@
         <w:pStyle w:val="Compact"/>
       </w:pPr>
       <w:r>
-        <w:t xml:space="preserve">Setup notes: pre-cut a few foam board bases for students who bring no box. Set up the glue gun station away from the traffic path with a heat-safe mat. Run the sanitation routine in reverse for a craft day: sleeves up, hair back, station check before dismissal. Allergy check: some students react to hot glue fumes or latex in foam; ask.</w:t>
+        <w:t xml:space="preserve">Setup notes: pre-cut a few foam board bases for students who bring no box. Set up the glue gun station away from the traffic path with a heat-safe mat. Run the sanitation routine trimmed for a craft day: hair back, sleeves up, station check before dismissal. Allergy check: some students react to hot glue fumes or latex in foam; ask.</w:t>
       </w:r>
     </w:p>
     <w:p>
@@ -555,7 +531,7 @@
         <w:t xml:space="preserve"> </w:t>
       </w:r>
       <w:r>
-        <w:t xml:space="preserve">(floor plan stack, day 9):</w:t>
+        <w:t xml:space="preserve">(floor plan stack, sketch 9):</w:t>
       </w:r>
       <w:r>
         <w:t xml:space="preserve"> </w:t>
@@ -588,7 +564,7 @@
         <w:t xml:space="preserve">“</w:t>
       </w:r>
       <w:r>
-        <w:t xml:space="preserve">This is the same room. One you can read. One you can hold. By Friday yours is the one you can hold.</w:t>
+        <w:t xml:space="preserve">This is the same room. One you can read. One you can hold. In three days yours is the one you can hold.</w:t>
       </w:r>
       <w:r>
         <w:t xml:space="preserve">”</w:t>
@@ -608,7 +584,7 @@
         <w:t xml:space="preserve"> </w:t>
       </w:r>
       <w:r>
-        <w:t xml:space="preserve">(stack, day 10):</w:t>
+        <w:t xml:space="preserve">(stack, sketch 10):</w:t>
       </w:r>
       <w:r>
         <w:t xml:space="preserve"> </w:t>
@@ -643,7 +619,7 @@
         <w:t xml:space="preserve"> </w:t>
       </w:r>
       <w:r>
-        <w:t xml:space="preserve">(stack, day 11):</w:t>
+        <w:t xml:space="preserve">(stack, sketch 11):</w:t>
       </w:r>
       <w:r>
         <w:t xml:space="preserve"> </w:t>
@@ -1172,7 +1148,7 @@
               <w:jc w:val="left"/>
             </w:pPr>
             <w:r>
-              <w:t xml:space="preserve">25 min</w:t>
+              <w:t xml:space="preserve">23 min</w:t>
             </w:r>
           </w:p>
         </w:tc>
@@ -1878,22 +1854,7 @@
         <w:pStyle w:val="Compact"/>
       </w:pPr>
       <w:r>
-        <w:t xml:space="preserve">No-materials alternative: a student or team with no box and no materials, or a class with no craft budget, draws the room in 3-D on the isometric grid page of the build guide: the floor as a parallelogram at 1/2 inch = 1 foot, walls up 8 feet, every piece of furniture as a box drawn to scale, the color scheme colored in, and the GREEN and SAFE labels drawn as callouts. A digital version in any free 3-D room app is also accepted, printed or shown on a screen at the gallery walk</w:t>
-      </w:r>
-      <w:r>
-        <w:t xml:space="preserve"> </w:t>
-      </w:r>
-      <w:r>
-        <w:rPr>
-          <w:rStyle w:val="TeacherNote"/>
-        </w:rPr>
-        <w:t xml:space="preserve">[Sal: name the app the school allows].</w:t>
-      </w:r>
-      <w:r>
-        <w:t xml:space="preserve"> </w:t>
-      </w:r>
-      <w:r>
-        <w:t xml:space="preserve">Criterion 4 is scored the same way.</w:t>
+        <w:t xml:space="preserve">No-materials alternative: a student or team with no box and no materials, or a class with no craft budget, draws the room in 3-D on the isometric grid page of the build guide: the floor as a parallelogram at 1/2 inch = 1 foot, walls up 8 feet, every piece of furniture as a box drawn to scale, the color scheme colored in, and the GREEN and SAFE labels drawn as callouts. A digital version in any free 3-D room app is also accepted, printed or shown on a screen at the gallery walk. Criterion 4 is scored the same way.</w:t>
       </w:r>
     </w:p>
     <w:p>
@@ -2235,15 +2196,6 @@
       <w:r>
         <w:t xml:space="preserve">, section 2.</w:t>
       </w:r>
-      <w:r>
-        <w:t xml:space="preserve"> </w:t>
-      </w:r>
-      <w:r>
-        <w:rPr>
-          <w:rStyle w:val="TeacherNote"/>
-        </w:rPr>
-        <w:t xml:space="preserve">[Sal: confirm against the NYSED PDF.]</w:t>
-      </w:r>
     </w:p>
     <w:p>
       <w:pPr>
@@ -2278,52 +2230,7 @@
         <w:pStyle w:val="Compact"/>
       </w:pPr>
       <w:r>
-        <w:t xml:space="preserve">Sal’s own materials:</w:t>
-      </w:r>
-      <w:r>
-        <w:t xml:space="preserve"> </w:t>
-      </w:r>
-      <w:r>
-        <w:rPr>
-          <w:rStyle w:val="VerbatimChar"/>
-        </w:rPr>
-        <w:t xml:space="preserve">education_teachingwork_dream_home_challenge_2026_04.docx</w:t>
-      </w:r>
-      <w:r>
-        <w:t xml:space="preserve"> </w:t>
-      </w:r>
-      <w:r>
-        <w:t xml:space="preserve">(the synthesis of elements, principles, color, and sustainability in one room);</w:t>
-      </w:r>
-      <w:r>
-        <w:t xml:space="preserve"> </w:t>
-      </w:r>
-      <w:r>
-        <w:rPr>
-          <w:rStyle w:val="VerbatimChar"/>
-        </w:rPr>
-        <w:t xml:space="preserve">education_teachingwork_sustainable_style_2026_04.docx</w:t>
-      </w:r>
-      <w:r>
-        <w:t xml:space="preserve"> </w:t>
-      </w:r>
-      <w:r>
-        <w:t xml:space="preserve">(the green choices used in Lesson 4.5 and on the GREEN label);</w:t>
-      </w:r>
-      <w:r>
-        <w:t xml:space="preserve"> </w:t>
-      </w:r>
-      <w:r>
-        <w:rPr>
-          <w:rStyle w:val="VerbatimChar"/>
-        </w:rPr>
-        <w:t xml:space="preserve">education_teachingwork_color_me_impressed_2026_04.docx</w:t>
-      </w:r>
-      <w:r>
-        <w:t xml:space="preserve"> </w:t>
-      </w:r>
-      <w:r>
-        <w:t xml:space="preserve">(the color schemes from Lesson 4.8).</w:t>
+        <w:t xml:space="preserve">My own materials: (the synthesis of elements, principles, color, and sustainability in one room); (the green choices used in Lesson 4.5 and on the GREEN label); (the color schemes from Lesson 4.8).</w:t>
       </w:r>
     </w:p>
     <w:p>
@@ -2411,37 +2318,7 @@
         <w:pStyle w:val="Compact"/>
       </w:pPr>
       <w:r>
-        <w:t xml:space="preserve">Materials cost per model, target under $4: shoebox free; one 20 by 30 foam board sheet at about $3 to $4 makes two or three bases if boxes run short (so $1.50 or less per model); card stock about $0.30; glue sticks about $0.25 per model; scrap fabric and paint chips free (ask a fabric store for remnants and a paint department for old chip cards); masking tape and markers from the room stock. Budget about $2 to $3.50 per model</w:t>
-      </w:r>
-      <w:r>
-        <w:t xml:space="preserve"> </w:t>
-      </w:r>
-      <w:r>
-        <w:rPr>
-          <w:rStyle w:val="TeacherNote"/>
-        </w:rPr>
-        <w:t xml:space="preserve">[update with your store’s prices].</w:t>
-      </w:r>
-      <w:r>
-        <w:t xml:space="preserve"> </w:t>
-      </w:r>
-      <w:r>
-        <w:t xml:space="preserve">Add it to the unit plan’s materials list.</w:t>
-      </w:r>
-    </w:p>
-    <w:p>
-      <w:pPr>
-        <w:numPr>
-          <w:ilvl w:val="0"/>
-          <w:numId w:val="1008"/>
-        </w:numPr>
-        <w:pStyle w:val="Compact"/>
-      </w:pPr>
-      <w:r>
-        <w:rPr>
-          <w:rStyle w:val="TeacherNote"/>
-        </w:rPr>
-        <w:t xml:space="preserve">[Sal: photograph every finished model, no names, no faces. They are next year’s hook, the website’s project page, and the principal’s walk-through in one shelf.]</w:t>
+        <w:t xml:space="preserve">Materials cost per model, target under $4: shoebox free; one 20 by 30 foam board sheet at about $3 to $4 makes two or three bases if boxes run short (so $1 to $2 per model); card stock about $0.30; glue sticks about $0.25 per model; scrap fabric and paint chips free (ask a fabric store for remnants and a paint department for old chip cards); masking tape and markers from the room stock. Budget about $2 to $3.50 per model. Add it to the unit plan’s materials list.</w:t>
       </w:r>
     </w:p>
     <w:sectPr>
